--- a/00-首页/题组Word/阶段测试卷/有机化学阶段测试卷-答案.docx
+++ b/00-首页/题组Word/阶段测试卷/有机化学阶段测试卷-答案.docx
@@ -4564,7 +4564,7 @@
         </w:rPr>
         <w:drawing>
           <wp:inline>
-            <wp:extent cx="1701800" cy="2832100"/>
+            <wp:extent cx="1670547" cy="2832100"/>
             <wp:effectExtent b="0" l="0" r="0" t="0"/>
             <wp:docPr descr="" title="" id="22" name="Picture"/>
             <a:graphic>
@@ -4585,7 +4585,7 @@
                   <pic:spPr bwMode="auto">
                     <a:xfrm>
                       <a:off x="0" y="0"/>
-                      <a:ext cx="1701800" cy="2832100"/>
+                      <a:ext cx="1670547" cy="2832100"/>
                     </a:xfrm>
                     <a:prstGeom prst="rect">
                       <a:avLst/>
@@ -4616,7 +4616,7 @@
         </w:rPr>
         <w:drawing>
           <wp:inline>
-            <wp:extent cx="2768600" cy="2870200"/>
+            <wp:extent cx="2753314" cy="2870200"/>
             <wp:effectExtent b="0" l="0" r="0" t="0"/>
             <wp:docPr descr="" title="" id="25" name="Picture"/>
             <a:graphic>
@@ -4637,7 +4637,7 @@
                   <pic:spPr bwMode="auto">
                     <a:xfrm>
                       <a:off x="0" y="0"/>
-                      <a:ext cx="2768600" cy="2870200"/>
+                      <a:ext cx="2753314" cy="2870200"/>
                     </a:xfrm>
                     <a:prstGeom prst="rect">
                       <a:avLst/>
@@ -4668,7 +4668,7 @@
         </w:rPr>
         <w:drawing>
           <wp:inline>
-            <wp:extent cx="3240000" cy="2643157"/>
+            <wp:extent cx="3240000" cy="2611184"/>
             <wp:effectExtent b="0" l="0" r="0" t="0"/>
             <wp:docPr descr="" title="" id="28" name="Picture"/>
             <a:graphic>
@@ -4689,7 +4689,7 @@
                   <pic:spPr bwMode="auto">
                     <a:xfrm>
                       <a:off x="0" y="0"/>
-                      <a:ext cx="3240000" cy="2643157"/>
+                      <a:ext cx="3240000" cy="2611184"/>
                     </a:xfrm>
                     <a:prstGeom prst="rect">
                       <a:avLst/>
@@ -5573,10 +5573,6 @@
     <w:p>
       <w:pPr>
         <w:pStyle w:val="Compact"/>
-        <w:numPr>
-          <w:ilvl w:val="0"/>
-          <w:numId w:val="1008"/>
-        </w:numPr>
       </w:pPr>
       <w:r>
         <w:rPr>
@@ -7154,7 +7150,7 @@
         </w:rPr>
         <w:drawing>
           <wp:inline>
-            <wp:extent cx="3240000" cy="3552187"/>
+            <wp:extent cx="3240000" cy="3529895"/>
             <wp:effectExtent b="0" l="0" r="0" t="0"/>
             <wp:docPr descr="" title="" id="36" name="Picture"/>
             <a:graphic>
@@ -7175,7 +7171,7 @@
                   <pic:spPr bwMode="auto">
                     <a:xfrm>
                       <a:off x="0" y="0"/>
-                      <a:ext cx="3240000" cy="3552187"/>
+                      <a:ext cx="3240000" cy="3529895"/>
                     </a:xfrm>
                     <a:prstGeom prst="rect">
                       <a:avLst/>
@@ -8366,7 +8362,7 @@
         </w:rPr>
         <w:drawing>
           <wp:inline>
-            <wp:extent cx="3467100" cy="2336800"/>
+            <wp:extent cx="3403600" cy="2336800"/>
             <wp:effectExtent b="0" l="0" r="0" t="0"/>
             <wp:docPr descr="" title="" id="48" name="Picture"/>
             <a:graphic>
@@ -8387,7 +8383,7 @@
                   <pic:spPr bwMode="auto">
                     <a:xfrm>
                       <a:off x="0" y="0"/>
-                      <a:ext cx="3467100" cy="2336800"/>
+                      <a:ext cx="3403600" cy="2336800"/>
                     </a:xfrm>
                     <a:prstGeom prst="rect">
                       <a:avLst/>
@@ -8503,7 +8499,7 @@
         </w:rPr>
         <w:drawing>
           <wp:inline>
-            <wp:extent cx="3505200" cy="1955800"/>
+            <wp:extent cx="3505200" cy="1934351"/>
             <wp:effectExtent b="0" l="0" r="0" t="0"/>
             <wp:docPr descr="" title="" id="51" name="Picture"/>
             <a:graphic>
@@ -8524,7 +8520,7 @@
                   <pic:spPr bwMode="auto">
                     <a:xfrm>
                       <a:off x="0" y="0"/>
-                      <a:ext cx="3505200" cy="1955800"/>
+                      <a:ext cx="3505200" cy="1934351"/>
                     </a:xfrm>
                     <a:prstGeom prst="rect">
                       <a:avLst/>
@@ -9555,7 +9551,7 @@
         </w:rPr>
         <w:drawing>
           <wp:inline>
-            <wp:extent cx="3600000" cy="1482352"/>
+            <wp:extent cx="3600000" cy="1476610"/>
             <wp:effectExtent b="0" l="0" r="0" t="0"/>
             <wp:docPr descr="" title="" id="58" name="Picture"/>
             <a:graphic>
@@ -9576,7 +9572,7 @@
                   <pic:spPr bwMode="auto">
                     <a:xfrm>
                       <a:off x="0" y="0"/>
-                      <a:ext cx="3600000" cy="1482352"/>
+                      <a:ext cx="3600000" cy="1476610"/>
                     </a:xfrm>
                     <a:prstGeom prst="rect">
                       <a:avLst/>
@@ -10511,7 +10507,7 @@
         </w:rPr>
         <w:drawing>
           <wp:inline>
-            <wp:extent cx="1800000" cy="1917391"/>
+            <wp:extent cx="1800000" cy="1897826"/>
             <wp:effectExtent b="0" l="0" r="0" t="0"/>
             <wp:docPr descr="" title="" id="70" name="Picture"/>
             <a:graphic>
@@ -10532,7 +10528,7 @@
                   <pic:spPr bwMode="auto">
                     <a:xfrm>
                       <a:off x="0" y="0"/>
-                      <a:ext cx="1800000" cy="1917391"/>
+                      <a:ext cx="1800000" cy="1897826"/>
                     </a:xfrm>
                     <a:prstGeom prst="rect">
                       <a:avLst/>
@@ -15108,7 +15104,7 @@
         </w:rPr>
         <w:drawing>
           <wp:inline>
-            <wp:extent cx="3240000" cy="2864634"/>
+            <wp:extent cx="3135071" cy="2864634"/>
             <wp:effectExtent b="0" l="0" r="0" t="0"/>
             <wp:docPr descr="" title="" id="84" name="Picture"/>
             <a:graphic>
@@ -15129,7 +15125,7 @@
                   <pic:spPr bwMode="auto">
                     <a:xfrm>
                       <a:off x="0" y="0"/>
-                      <a:ext cx="3240000" cy="2864634"/>
+                      <a:ext cx="3135071" cy="2864634"/>
                     </a:xfrm>
                     <a:prstGeom prst="rect">
                       <a:avLst/>
@@ -15160,7 +15156,7 @@
         </w:rPr>
         <w:drawing>
           <wp:inline>
-            <wp:extent cx="3240000" cy="3200607"/>
+            <wp:extent cx="3220487" cy="3200607"/>
             <wp:effectExtent b="0" l="0" r="0" t="0"/>
             <wp:docPr descr="" title="" id="87" name="Picture"/>
             <a:graphic>
@@ -15181,7 +15177,7 @@
                   <pic:spPr bwMode="auto">
                     <a:xfrm>
                       <a:off x="0" y="0"/>
-                      <a:ext cx="3240000" cy="3200607"/>
+                      <a:ext cx="3220487" cy="3200607"/>
                     </a:xfrm>
                     <a:prstGeom prst="rect">
                       <a:avLst/>
@@ -15521,7 +15517,7 @@
         </w:rPr>
         <w:drawing>
           <wp:inline>
-            <wp:extent cx="3600000" cy="1482352"/>
+            <wp:extent cx="3553285" cy="1482352"/>
             <wp:effectExtent b="0" l="0" r="0" t="0"/>
             <wp:docPr descr="" title="" id="90" name="Picture"/>
             <a:graphic>
@@ -15542,7 +15538,7 @@
                   <pic:spPr bwMode="auto">
                     <a:xfrm>
                       <a:off x="0" y="0"/>
-                      <a:ext cx="3600000" cy="1482352"/>
+                      <a:ext cx="3553285" cy="1482352"/>
                     </a:xfrm>
                     <a:prstGeom prst="rect">
                       <a:avLst/>
@@ -15573,7 +15569,7 @@
         </w:rPr>
         <w:drawing>
           <wp:inline>
-            <wp:extent cx="3600000" cy="1569230"/>
+            <wp:extent cx="3566432" cy="1569230"/>
             <wp:effectExtent b="0" l="0" r="0" t="0"/>
             <wp:docPr descr="" title="" id="93" name="Picture"/>
             <a:graphic>
@@ -15594,7 +15590,7 @@
                   <pic:spPr bwMode="auto">
                     <a:xfrm>
                       <a:off x="0" y="0"/>
-                      <a:ext cx="3600000" cy="1569230"/>
+                      <a:ext cx="3566432" cy="1569230"/>
                     </a:xfrm>
                     <a:prstGeom prst="rect">
                       <a:avLst/>
@@ -15714,7 +15710,7 @@
         </w:rPr>
         <w:drawing>
           <wp:inline>
-            <wp:extent cx="3111500" cy="3187700"/>
+            <wp:extent cx="3111500" cy="3163143"/>
             <wp:effectExtent b="0" l="0" r="0" t="0"/>
             <wp:docPr descr="" title="" id="96" name="Picture"/>
             <a:graphic>
@@ -15735,7 +15731,7 @@
                   <pic:spPr bwMode="auto">
                     <a:xfrm>
                       <a:off x="0" y="0"/>
-                      <a:ext cx="3111500" cy="3187700"/>
+                      <a:ext cx="3111500" cy="3163143"/>
                     </a:xfrm>
                     <a:prstGeom prst="rect">
                       <a:avLst/>
@@ -18392,7 +18388,7 @@
         </w:rPr>
         <w:drawing>
           <wp:inline>
-            <wp:extent cx="3600000" cy="763291"/>
+            <wp:extent cx="3600000" cy="745090"/>
             <wp:effectExtent b="0" l="0" r="0" t="0"/>
             <wp:docPr descr="" title="" id="107" name="Picture"/>
             <a:graphic>
@@ -18413,7 +18409,7 @@
                   <pic:spPr bwMode="auto">
                     <a:xfrm>
                       <a:off x="0" y="0"/>
-                      <a:ext cx="3600000" cy="763291"/>
+                      <a:ext cx="3600000" cy="745090"/>
                     </a:xfrm>
                     <a:prstGeom prst="rect">
                       <a:avLst/>
@@ -18620,7 +18616,7 @@
         </w:rPr>
         <w:drawing>
           <wp:inline>
-            <wp:extent cx="3600000" cy="1777556"/>
+            <wp:extent cx="3600000" cy="1750623"/>
             <wp:effectExtent b="0" l="0" r="0" t="0"/>
             <wp:docPr descr="" title="" id="110" name="Picture"/>
             <a:graphic>
@@ -18641,7 +18637,7 @@
                   <pic:spPr bwMode="auto">
                     <a:xfrm>
                       <a:off x="0" y="0"/>
-                      <a:ext cx="3600000" cy="1777556"/>
+                      <a:ext cx="3600000" cy="1750623"/>
                     </a:xfrm>
                     <a:prstGeom prst="rect">
                       <a:avLst/>
@@ -18698,7 +18694,7 @@
         </w:rPr>
         <w:drawing>
           <wp:inline>
-            <wp:extent cx="3600000" cy="1454464"/>
+            <wp:extent cx="3558096" cy="1454464"/>
             <wp:effectExtent b="0" l="0" r="0" t="0"/>
             <wp:docPr descr="" title="" id="113" name="Picture"/>
             <a:graphic>
@@ -18719,7 +18715,7 @@
                   <pic:spPr bwMode="auto">
                     <a:xfrm>
                       <a:off x="0" y="0"/>
-                      <a:ext cx="3600000" cy="1454464"/>
+                      <a:ext cx="3558096" cy="1454464"/>
                     </a:xfrm>
                     <a:prstGeom prst="rect">
                       <a:avLst/>
@@ -18750,7 +18746,7 @@
         </w:rPr>
         <w:drawing>
           <wp:inline>
-            <wp:extent cx="3600000" cy="1334560"/>
+            <wp:extent cx="3600000" cy="1316485"/>
             <wp:effectExtent b="0" l="0" r="0" t="0"/>
             <wp:docPr descr="" title="" id="116" name="Picture"/>
             <a:graphic>
@@ -18771,7 +18767,7 @@
                   <pic:spPr bwMode="auto">
                     <a:xfrm>
                       <a:off x="0" y="0"/>
-                      <a:ext cx="3600000" cy="1334560"/>
+                      <a:ext cx="3600000" cy="1316485"/>
                     </a:xfrm>
                     <a:prstGeom prst="rect">
                       <a:avLst/>

--- a/00-首页/题组Word/阶段测试卷/有机化学阶段测试卷-答案.docx
+++ b/00-首页/题组Word/阶段测试卷/有机化学阶段测试卷-答案.docx
@@ -2682,6 +2682,14 @@
       <w:tblPr>
         <w:tblStyle w:val="Table"/>
         <w:tblW w:type="auto" w:w="0"/>
+        <w:tblBorders>
+          <w:top w:val="single" w:sz="12" w:space="0" w:color="000000"/>
+          <w:left w:val="none" w:sz="0" w:space="0" w:color="auto"/>
+          <w:bottom w:val="single" w:sz="12" w:space="0" w:color="000000"/>
+          <w:right w:val="none" w:sz="0" w:space="0" w:color="auto"/>
+          <w:insideH w:val="none" w:sz="0" w:space="0" w:color="auto"/>
+          <w:insideV w:val="none" w:sz="0" w:space="0" w:color="auto"/>
+        </w:tblBorders>
         <w:tblLook w:firstRow="1" w:lastRow="0" w:firstColumn="0" w:lastColumn="0" w:noHBand="0" w:noVBand="0" w:val="0020"/>
       </w:tblPr>
       <w:tblGrid>
@@ -2694,7 +2702,11 @@
           <w:tblHeader w:val="on"/>
         </w:trPr>
         <w:tc>
-          <w:tcPr/>
+          <w:tcPr>
+            <w:tcBorders>
+              <w:bottom w:val="single" w:sz="8" w:space="0" w:color="000000"/>
+            </w:tcBorders>
+          </w:tcPr>
           <w:p>
             <w:pPr>
               <w:pStyle w:val="Compact"/>
@@ -2718,7 +2730,11 @@
           </w:p>
         </w:tc>
         <w:tc>
-          <w:tcPr/>
+          <w:tcPr>
+            <w:tcBorders>
+              <w:bottom w:val="single" w:sz="8" w:space="0" w:color="000000"/>
+            </w:tcBorders>
+          </w:tcPr>
           <w:p>
             <w:pPr>
               <w:pStyle w:val="Compact"/>
@@ -2742,7 +2758,11 @@
           </w:p>
         </w:tc>
         <w:tc>
-          <w:tcPr/>
+          <w:tcPr>
+            <w:tcBorders>
+              <w:bottom w:val="single" w:sz="8" w:space="0" w:color="000000"/>
+            </w:tcBorders>
+          </w:tcPr>
           <w:p>
             <w:pPr>
               <w:pStyle w:val="Compact"/>
@@ -20527,7 +20547,7 @@
     <ns0:rPr>
       <ns0:rFonts ns0:ascii="Times New Roman" ns0:cs="Times New Roman" ns0:eastAsia="SimHei" ns0:hAnsi="Times New Roman"/>
       <ns0:b/>
-      <ns0:color ns0:val="17324D"/>
+      <ns0:color ns0:val="000000"/>
       <ns0:sz ns0:val="44"/>
       <ns0:szCs ns0:val="56"/>
     </ns0:rPr>
@@ -20669,7 +20689,7 @@
     <ns0:rPr>
       <ns0:rFonts ns0:ascii="Times New Roman" ns0:cs="Times New Roman" ns0:eastAsia="SimHei" ns0:hAnsi="Times New Roman"/>
       <ns0:b/>
-      <ns0:color ns0:val="17324D"/>
+      <ns0:color ns0:val="000000"/>
       <ns0:sz ns0:val="32"/>
       <ns0:szCs ns0:val="40"/>
     </ns0:rPr>
@@ -20693,7 +20713,7 @@
     <ns0:rPr>
       <ns0:rFonts ns0:ascii="Times New Roman" ns0:cs="Times New Roman" ns0:eastAsia="SimHei" ns0:hAnsi="Times New Roman"/>
       <ns0:b/>
-      <ns0:color ns0:val="17324D"/>
+      <ns0:color ns0:val="000000"/>
       <ns0:sz ns0:val="28"/>
       <ns0:szCs ns0:val="32"/>
     </ns0:rPr>
@@ -20717,7 +20737,7 @@
     <ns0:rPr>
       <ns0:rFonts ns0:ascii="Times New Roman" ns0:cs="Times New Roman" ns0:eastAsia="SimHei" ns0:hAnsi="Times New Roman"/>
       <ns0:b/>
-      <ns0:color ns0:val="17324D"/>
+      <ns0:color ns0:val="000000"/>
       <ns0:sz ns0:val="25"/>
       <ns0:szCs ns0:val="28"/>
     </ns0:rPr>
